--- a/EricLemonResume.docx
+++ b/EricLemonResume.docx
@@ -89,21 +89,7 @@
             <w:color w:val="2E75B6"/>
             <w:u w:val="single"/>
           </w:rPr>
-          <w:t>Linked</w:t>
-        </w:r>
-        <w:r>
-          <w:rPr>
-            <w:color w:val="2E75B6"/>
-            <w:u w:val="single"/>
-          </w:rPr>
-          <w:t>I</w:t>
-        </w:r>
-        <w:r>
-          <w:rPr>
-            <w:color w:val="2E75B6"/>
-            <w:u w:val="single"/>
-          </w:rPr>
-          <w:t>n</w:t>
+          <w:t>LinkedIn</w:t>
         </w:r>
       </w:hyperlink>
       <w:r>
@@ -118,21 +104,7 @@
             <w:color w:val="2E75B6"/>
             <w:u w:val="single"/>
           </w:rPr>
-          <w:t>Portfo</w:t>
-        </w:r>
-        <w:r>
-          <w:rPr>
-            <w:color w:val="2E75B6"/>
-            <w:u w:val="single"/>
-          </w:rPr>
-          <w:t>l</w:t>
-        </w:r>
-        <w:r>
-          <w:rPr>
-            <w:color w:val="2E75B6"/>
-            <w:u w:val="single"/>
-          </w:rPr>
-          <w:t>io</w:t>
+          <w:t>Portfolio</w:t>
         </w:r>
       </w:hyperlink>
       <w:r>
@@ -147,21 +119,7 @@
             <w:color w:val="2E75B6"/>
             <w:u w:val="single"/>
           </w:rPr>
-          <w:t>Git</w:t>
-        </w:r>
-        <w:r>
-          <w:rPr>
-            <w:color w:val="2E75B6"/>
-            <w:u w:val="single"/>
-          </w:rPr>
-          <w:t>H</w:t>
-        </w:r>
-        <w:r>
-          <w:rPr>
-            <w:color w:val="2E75B6"/>
-            <w:u w:val="single"/>
-          </w:rPr>
-          <w:t>ub</w:t>
+          <w:t>GitHub</w:t>
         </w:r>
       </w:hyperlink>
       <w:r>
@@ -176,21 +134,7 @@
             <w:color w:val="2E75B6"/>
             <w:u w:val="single"/>
           </w:rPr>
-          <w:t>Tablea</w:t>
-        </w:r>
-        <w:r>
-          <w:rPr>
-            <w:color w:val="2E75B6"/>
-            <w:u w:val="single"/>
-          </w:rPr>
-          <w:t>u</w:t>
-        </w:r>
-        <w:r>
-          <w:rPr>
-            <w:color w:val="2E75B6"/>
-            <w:u w:val="single"/>
-          </w:rPr>
-          <w:t xml:space="preserve"> Public</w:t>
+          <w:t>Tableau Public</w:t>
         </w:r>
       </w:hyperlink>
     </w:p>
@@ -265,15 +209,7 @@
         <w:t xml:space="preserve">Data Tools &amp; Platforms: </w:t>
       </w:r>
       <w:r>
-        <w:t xml:space="preserve">Tableau, Tableau Prep, Databricks (Lakehouse/SQL), MySQL, SQL Server Management Studio, Excel (Solver, Linear Programming), </w:t>
-      </w:r>
-      <w:proofErr w:type="spellStart"/>
-      <w:r>
-        <w:t>Jupyter</w:t>
-      </w:r>
-      <w:proofErr w:type="spellEnd"/>
-      <w:r>
-        <w:t xml:space="preserve"> Notebook, R Studio, GitHub Actions, Google Analytics, VS Code, Git</w:t>
+        <w:t>Tableau, Tableau Prep, Databricks (Lakehouse/SQL), MySQL, SQL Server Management Studio, Excel (Solver, Linear Programming), Jupyter Notebook, R Studio, GitHub Actions, Google Analytics, VS Code, Git</w:t>
       </w:r>
     </w:p>
     <w:p>
@@ -303,15 +239,7 @@
         <w:t xml:space="preserve">Cloud &amp; Other: </w:t>
       </w:r>
       <w:r>
-        <w:t xml:space="preserve">Databricks Cloud Analytics, HTML/CSS, Google Tag Manager, </w:t>
-      </w:r>
-      <w:proofErr w:type="spellStart"/>
-      <w:r>
-        <w:t>Vercel</w:t>
-      </w:r>
-      <w:proofErr w:type="spellEnd"/>
-      <w:r>
-        <w:t xml:space="preserve"> Deployment, AI-Assisted Development (Claude, ChatGPT)</w:t>
+        <w:t>Databricks Cloud Analytics, HTML/CSS, Google Tag Manager, Vercel Deployment, AI-Assisted Development (Claude, ChatGPT)</w:t>
       </w:r>
     </w:p>
     <w:p>
@@ -691,15 +619,7 @@
         <w:t xml:space="preserve">Interactive SQL Practice Website: </w:t>
       </w:r>
       <w:r>
-        <w:t>Fully deployed web app (</w:t>
-      </w:r>
-      <w:proofErr w:type="spellStart"/>
-      <w:r>
-        <w:t>Vercel</w:t>
-      </w:r>
-      <w:proofErr w:type="spellEnd"/>
-      <w:r>
-        <w:t xml:space="preserve">) built with Claude AI, featuring realistic business schemas and analytical SQL challenges grounded in real-world problem types. </w:t>
+        <w:t xml:space="preserve">Fully deployed web app (Vercel) built with Claude AI, featuring realistic business schemas and analytical SQL challenges grounded in real-world problem types. </w:t>
       </w:r>
       <w:hyperlink r:id="rId18" w:history="1">
         <w:r>
@@ -845,7 +765,7 @@
           <w:sz w:val="22"/>
           <w:szCs w:val="22"/>
         </w:rPr>
-        <w:t>Operations Coordinator &amp; Owner</w:t>
+        <w:t>Operations Coordinator</w:t>
       </w:r>
       <w:r>
         <w:rPr>
@@ -904,15 +824,7 @@
         <w:spacing w:before="40" w:after="40"/>
       </w:pPr>
       <w:r>
-        <w:t xml:space="preserve">Tracked scheduling efficiency, route completion rates, and client satisfaction trends week </w:t>
-      </w:r>
-      <w:proofErr w:type="gramStart"/>
-      <w:r>
-        <w:t>over</w:t>
-      </w:r>
-      <w:proofErr w:type="gramEnd"/>
-      <w:r>
-        <w:t xml:space="preserve"> week to keep operations tight and catch problems before they compounded.</w:t>
+        <w:t>Tracked scheduling efficiency, route completion rates, and client satisfaction trends week over week to keep operations tight and catch problems before they compounded.</w:t>
       </w:r>
     </w:p>
     <w:p>
@@ -1715,6 +1627,7 @@
   <w:style w:type="character" w:default="1" w:styleId="DefaultParagraphFont">
     <w:name w:val="Default Paragraph Font"/>
     <w:uiPriority w:val="1"/>
+    <w:semiHidden/>
     <w:unhideWhenUsed/>
   </w:style>
   <w:style w:type="table" w:default="1" w:styleId="TableNormal">

--- a/EricLemonResume.docx
+++ b/EricLemonResume.docx
@@ -29,23 +29,7 @@
           <w:sz w:val="22"/>
           <w:szCs w:val="22"/>
         </w:rPr>
-        <w:t xml:space="preserve">Data &amp; Business </w:t>
-      </w:r>
-      <w:r>
-        <w:rPr>
-          <w:color w:val="555555"/>
-          <w:sz w:val="22"/>
-          <w:szCs w:val="22"/>
-        </w:rPr>
-        <w:t>Analyst | Business</w:t>
-      </w:r>
-      <w:r>
-        <w:rPr>
-          <w:color w:val="555555"/>
-          <w:sz w:val="22"/>
-          <w:szCs w:val="22"/>
-        </w:rPr>
-        <w:t xml:space="preserve"> Analytics Graduate Student</w:t>
+        <w:t>Data &amp; Business Analyst | Business Analytics Graduate Student</w:t>
       </w:r>
     </w:p>
     <w:p>
@@ -57,31 +41,7 @@
         <w:rPr>
           <w:color w:val="555555"/>
         </w:rPr>
-        <w:t xml:space="preserve">ewlemon7@gmail.com </w:t>
-      </w:r>
-      <w:r>
-        <w:rPr>
-          <w:color w:val="555555"/>
-        </w:rPr>
-        <w:t>• Cincinnati</w:t>
-      </w:r>
-      <w:r>
-        <w:rPr>
-          <w:color w:val="555555"/>
-        </w:rPr>
-        <w:t xml:space="preserve">, </w:t>
-      </w:r>
-      <w:r>
-        <w:rPr>
-          <w:color w:val="555555"/>
-        </w:rPr>
-        <w:t>OH •</w:t>
-      </w:r>
-      <w:r>
-        <w:rPr>
-          <w:color w:val="555555"/>
-        </w:rPr>
-        <w:t xml:space="preserve">  </w:t>
+        <w:t xml:space="preserve">ewlemon7@gmail.com • Cincinnati, OH •  </w:t>
       </w:r>
       <w:hyperlink r:id="rId5" w:history="1">
         <w:r>
@@ -140,6 +100,12 @@
     </w:p>
     <w:p>
       <w:pPr>
+        <w:spacing w:after="160"/>
+        <w:jc w:val="center"/>
+      </w:pPr>
+    </w:p>
+    <w:p>
+      <w:pPr>
         <w:pBdr>
           <w:bottom w:val="single" w:sz="8" w:space="4" w:color="1F4E79"/>
         </w:pBdr>
@@ -161,7 +127,15 @@
         <w:spacing w:before="40" w:after="40"/>
       </w:pPr>
       <w:r>
-        <w:t>Seventeen years of experience across laboratory operations, healthcare management, and business operations, with a focused transition into data and business analytics. Background in healthcare provides a strong foundation in data accuracy, compliance, and clinical workflows, while experience in business operations brings a practical understanding of organizational drivers and how analytical findings translate into real improvements. Skilled in SQL, Python, R, Tableau, and Excel, with 18+ completed projects covering ETL pipelines, predictive modeling, and interactive dashboards published on GitHub and Tableau Public. Currently completing an M.S. in Business Analytics at NKU (GPA 4.0, expected 2026). Seeking a role in healthcare analytics or business data analysis, preferably remote or hybrid.</w:t>
+        <w:t xml:space="preserve">Experience spanning clinical laboratory operations, healthcare management, and business operations, with a focused transition into data and business analytics. Background in healthcare provides a strong foundation in data accuracy, compliance, and clinical workflows, while experience in business operations brings a practical understanding of how organizations run and what numbers </w:t>
+      </w:r>
+      <w:proofErr w:type="gramStart"/>
+      <w:r>
+        <w:t>actually matter</w:t>
+      </w:r>
+      <w:proofErr w:type="gramEnd"/>
+      <w:r>
+        <w:t xml:space="preserve"> to decision-makers. Skilled in SQL, Python, R, Tableau, and Excel, with 18+ completed projects covering ETL pipelines, predictive modeling, and interactive dashboards published on GitHub and Tableau Public. Currently completing an M.S. in Business Analytics at NKU (GPA 4.0, expected 2026).</w:t>
       </w:r>
     </w:p>
     <w:p>
@@ -209,7 +183,15 @@
         <w:t xml:space="preserve">Data Tools &amp; Platforms: </w:t>
       </w:r>
       <w:r>
-        <w:t>Tableau, Tableau Prep, Databricks (Lakehouse/SQL), MySQL, SQL Server Management Studio, Excel (Solver, Linear Programming), Jupyter Notebook, R Studio, GitHub Actions, Google Analytics, VS Code, Git</w:t>
+        <w:t xml:space="preserve">Tableau, Tableau Prep, Databricks (Lakehouse/SQL), MySQL, SQL Server Management Studio, Excel (Solver, Linear Programming), </w:t>
+      </w:r>
+      <w:proofErr w:type="spellStart"/>
+      <w:r>
+        <w:t>Jupyter</w:t>
+      </w:r>
+      <w:proofErr w:type="spellEnd"/>
+      <w:r>
+        <w:t xml:space="preserve"> Notebook, R Studio, GitHub Actions, Google Analytics, VS Code, Git, Linux, Amazon Web Services (AWS)</w:t>
       </w:r>
     </w:p>
     <w:p>
@@ -239,7 +221,15 @@
         <w:t xml:space="preserve">Cloud &amp; Other: </w:t>
       </w:r>
       <w:r>
-        <w:t>Databricks Cloud Analytics, HTML/CSS, Google Tag Manager, Vercel Deployment, AI-Assisted Development (Claude, ChatGPT)</w:t>
+        <w:t xml:space="preserve">Databricks Cloud Analytics, Amazon Web Services (AWS), Linux, HTML/CSS, Google Tag Manager, </w:t>
+      </w:r>
+      <w:proofErr w:type="spellStart"/>
+      <w:r>
+        <w:t>Vercel</w:t>
+      </w:r>
+      <w:proofErr w:type="spellEnd"/>
+      <w:r>
+        <w:t xml:space="preserve"> Deployment, AI-Assisted Development (Claude, ChatGPT), AI Agents</w:t>
       </w:r>
     </w:p>
     <w:p>
@@ -598,6 +588,7 @@
           <w:bCs/>
           <w:color w:val="1F4E79"/>
         </w:rPr>
+        <w:lastRenderedPageBreak/>
         <w:t>AI-Assisted &amp; Deployed</w:t>
       </w:r>
     </w:p>
@@ -615,11 +606,18 @@
           <w:b/>
           <w:bCs/>
         </w:rPr>
-        <w:lastRenderedPageBreak/>
         <w:t xml:space="preserve">Interactive SQL Practice Website: </w:t>
       </w:r>
       <w:r>
-        <w:t xml:space="preserve">Fully deployed web app (Vercel) built with Claude AI, featuring realistic business schemas and analytical SQL challenges grounded in real-world problem types. </w:t>
+        <w:t>Fully deployed web app (</w:t>
+      </w:r>
+      <w:proofErr w:type="spellStart"/>
+      <w:r>
+        <w:t>Vercel</w:t>
+      </w:r>
+      <w:proofErr w:type="spellEnd"/>
+      <w:r>
+        <w:t xml:space="preserve">) built with Claude AI, featuring realistic business schemas and analytical SQL challenges grounded in real-world problem types. </w:t>
       </w:r>
       <w:hyperlink r:id="rId18" w:history="1">
         <w:r>
@@ -670,7 +668,7 @@
           <w:color w:val="555555"/>
         </w:rPr>
         <w:tab/>
-        <w:t>2018 – 2025</w:t>
+        <w:t>November 2018 – May 2025</w:t>
       </w:r>
     </w:p>
     <w:p>
@@ -756,7 +754,7 @@
         <w:tabs>
           <w:tab w:val="right" w:pos="9360"/>
         </w:tabs>
-        <w:spacing w:before="140" w:after="20"/>
+        <w:spacing w:before="80" w:after="20"/>
       </w:pPr>
       <w:r>
         <w:rPr>
@@ -772,7 +770,7 @@
           <w:color w:val="555555"/>
         </w:rPr>
         <w:tab/>
-        <w:t>2006 – 2017</w:t>
+        <w:t>September 2006 – December 2017</w:t>
       </w:r>
     </w:p>
     <w:p>
@@ -798,7 +796,7 @@
         <w:spacing w:before="40" w:after="40"/>
       </w:pPr>
       <w:r>
-        <w:t>Handled scheduling, billing, and reporting for over 100 clients and built out a route planning system that cut down on conflicts and kept daily operations running smoothly.</w:t>
+        <w:t>Managed scheduling, billing, and reporting for 100+ clients and maintained a route planning system that reduced conflicts and kept daily operations running smoothly.</w:t>
       </w:r>
     </w:p>
     <w:p>
@@ -824,7 +822,15 @@
         <w:spacing w:before="40" w:after="40"/>
       </w:pPr>
       <w:r>
-        <w:t>Tracked scheduling efficiency, route completion rates, and client satisfaction trends week over week to keep operations tight and catch problems before they compounded.</w:t>
+        <w:t xml:space="preserve">Tracked scheduling efficiency, route completion rates, and client satisfaction trends week </w:t>
+      </w:r>
+      <w:proofErr w:type="gramStart"/>
+      <w:r>
+        <w:t>over</w:t>
+      </w:r>
+      <w:proofErr w:type="gramEnd"/>
+      <w:r>
+        <w:t xml:space="preserve"> week to keep operations tight and catch problems before they compounded.</w:t>
       </w:r>
     </w:p>
     <w:p>
@@ -859,32 +865,14 @@
           <w:sz w:val="22"/>
           <w:szCs w:val="22"/>
         </w:rPr>
-        <w:t xml:space="preserve">M.S., Business Informatics - Business </w:t>
-      </w:r>
-      <w:r>
-        <w:rPr>
-          <w:b/>
-          <w:bCs/>
-          <w:sz w:val="22"/>
-          <w:szCs w:val="22"/>
-        </w:rPr>
-        <w:t>Analytics | GPA</w:t>
-      </w:r>
-      <w:r>
-        <w:rPr>
-          <w:b/>
-          <w:bCs/>
-          <w:sz w:val="22"/>
-          <w:szCs w:val="22"/>
-        </w:rPr>
-        <w:t>: 4.0</w:t>
+        <w:t>M.S., Business Informatics - Business Analytics | GPA: 4.0</w:t>
       </w:r>
       <w:r>
         <w:rPr>
           <w:color w:val="555555"/>
         </w:rPr>
         <w:tab/>
-        <w:t>2024 – 2026 (Expected)</w:t>
+        <w:t>September 2024 – December 2026 (Expected)</w:t>
       </w:r>
     </w:p>
     <w:p>
@@ -930,32 +918,14 @@
           <w:sz w:val="22"/>
           <w:szCs w:val="22"/>
         </w:rPr>
-        <w:t xml:space="preserve">B.S., Cell and Molecular </w:t>
-      </w:r>
-      <w:r>
-        <w:rPr>
-          <w:b/>
-          <w:bCs/>
-          <w:sz w:val="22"/>
-          <w:szCs w:val="22"/>
-        </w:rPr>
-        <w:t>Biology | GPA</w:t>
-      </w:r>
-      <w:r>
-        <w:rPr>
-          <w:b/>
-          <w:bCs/>
-          <w:sz w:val="22"/>
-          <w:szCs w:val="22"/>
-        </w:rPr>
-        <w:t>: 3.4</w:t>
+        <w:t>B.S., Cell and Molecular Biology | GPA: 3.4</w:t>
       </w:r>
       <w:r>
         <w:rPr>
           <w:color w:val="555555"/>
         </w:rPr>
         <w:tab/>
-        <w:t>2013 – 2018</w:t>
+        <w:t>September 2013 – April 2018</w:t>
       </w:r>
     </w:p>
     <w:p>

--- a/EricLemonResume.docx
+++ b/EricLemonResume.docx
@@ -4,18 +4,43 @@
   <w:body>
     <w:p>
       <w:pPr>
-        <w:spacing w:after="60"/>
+        <w:spacing w:after="20"/>
         <w:jc w:val="center"/>
       </w:pPr>
       <w:r>
         <w:rPr>
           <w:b/>
           <w:bCs/>
-          <w:color w:val="1F4E79"/>
-          <w:sz w:val="52"/>
-          <w:szCs w:val="52"/>
+          <w:sz w:val="36"/>
+          <w:szCs w:val="36"/>
         </w:rPr>
         <w:t>ERIC LEMON</w:t>
+      </w:r>
+    </w:p>
+    <w:p>
+      <w:pPr>
+        <w:spacing w:after="60"/>
+        <w:jc w:val="center"/>
+      </w:pPr>
+      <w:r>
+        <w:rPr>
+          <w:sz w:val="22"/>
+          <w:szCs w:val="22"/>
+        </w:rPr>
+        <w:t>Data &amp; Business Analyst  |  Business Analytics Graduate Student</w:t>
+      </w:r>
+    </w:p>
+    <w:p>
+      <w:pPr>
+        <w:spacing w:after="20"/>
+        <w:jc w:val="center"/>
+      </w:pPr>
+      <w:r>
+        <w:rPr>
+          <w:sz w:val="18"/>
+          <w:szCs w:val="18"/>
+        </w:rPr>
+        <w:t>ewlemon7@gmail.com  •  513-203-3509  •  Cincinnati, OH</w:t>
       </w:r>
     </w:p>
     <w:p>
@@ -23,76 +48,55 @@
         <w:spacing w:after="40"/>
         <w:jc w:val="center"/>
       </w:pPr>
-      <w:r>
-        <w:rPr>
-          <w:color w:val="555555"/>
-          <w:sz w:val="22"/>
-          <w:szCs w:val="22"/>
-        </w:rPr>
-        <w:t>Data &amp; Business Analyst | Business Analytics Graduate Student</w:t>
-      </w:r>
-    </w:p>
-    <w:p>
-      <w:pPr>
-        <w:spacing w:after="160"/>
-        <w:jc w:val="center"/>
-      </w:pPr>
-      <w:r>
-        <w:rPr>
-          <w:color w:val="555555"/>
-        </w:rPr>
-        <w:t xml:space="preserve">ewlemon7@gmail.com • Cincinnati, OH •  </w:t>
-      </w:r>
       <w:hyperlink r:id="rId5" w:history="1">
         <w:r>
           <w:rPr>
-            <w:color w:val="2E75B6"/>
-            <w:u w:val="single"/>
+            <w:rStyle w:val="Hyperlink"/>
           </w:rPr>
           <w:t>LinkedIn</w:t>
         </w:r>
       </w:hyperlink>
       <w:r>
         <w:rPr>
-          <w:color w:val="555555"/>
+          <w:sz w:val="18"/>
+          <w:szCs w:val="18"/>
         </w:rPr>
         <w:t xml:space="preserve">  •  </w:t>
       </w:r>
       <w:hyperlink r:id="rId6" w:history="1">
         <w:r>
           <w:rPr>
-            <w:color w:val="2E75B6"/>
-            <w:u w:val="single"/>
+            <w:rStyle w:val="Hyperlink"/>
           </w:rPr>
           <w:t>Portfolio</w:t>
         </w:r>
       </w:hyperlink>
       <w:r>
         <w:rPr>
-          <w:color w:val="555555"/>
+          <w:sz w:val="18"/>
+          <w:szCs w:val="18"/>
         </w:rPr>
         <w:t xml:space="preserve">  •  </w:t>
       </w:r>
       <w:hyperlink r:id="rId7" w:history="1">
         <w:r>
           <w:rPr>
-            <w:color w:val="2E75B6"/>
-            <w:u w:val="single"/>
+            <w:rStyle w:val="Hyperlink"/>
           </w:rPr>
           <w:t>GitHub</w:t>
         </w:r>
       </w:hyperlink>
       <w:r>
         <w:rPr>
-          <w:color w:val="555555"/>
+          <w:sz w:val="18"/>
+          <w:szCs w:val="18"/>
         </w:rPr>
         <w:t xml:space="preserve">  •  </w:t>
       </w:r>
       <w:hyperlink r:id="rId8" w:history="1">
         <w:r>
           <w:rPr>
-            <w:color w:val="2E75B6"/>
-            <w:u w:val="single"/>
+            <w:rStyle w:val="Hyperlink"/>
           </w:rPr>
           <w:t>Tableau Public</w:t>
         </w:r>
@@ -100,65 +104,52 @@
     </w:p>
     <w:p>
       <w:pPr>
-        <w:spacing w:after="160"/>
-        <w:jc w:val="center"/>
-      </w:pPr>
-    </w:p>
-    <w:p>
-      <w:pPr>
         <w:pBdr>
-          <w:bottom w:val="single" w:sz="8" w:space="4" w:color="1F4E79"/>
+          <w:bottom w:val="single" w:sz="6" w:space="2" w:color="000000"/>
         </w:pBdr>
-        <w:spacing w:before="200" w:after="60"/>
-      </w:pPr>
-      <w:r>
-        <w:rPr>
-          <w:b/>
-          <w:bCs/>
-          <w:color w:val="1F4E79"/>
-          <w:sz w:val="22"/>
-          <w:szCs w:val="22"/>
+        <w:spacing w:before="220" w:after="90"/>
+      </w:pPr>
+      <w:r>
+        <w:rPr>
+          <w:b/>
+          <w:bCs/>
+          <w:sz w:val="23"/>
+          <w:szCs w:val="23"/>
         </w:rPr>
         <w:t>PROFESSIONAL SUMMARY</w:t>
       </w:r>
     </w:p>
     <w:p>
       <w:pPr>
-        <w:spacing w:before="40" w:after="40"/>
-      </w:pPr>
-      <w:r>
-        <w:t xml:space="preserve">Experience spanning clinical laboratory operations, healthcare management, and business operations, with a focused transition into data and business analytics. Background in healthcare provides a strong foundation in data accuracy, compliance, and clinical workflows, while experience in business operations brings a practical understanding of how organizations run and what numbers </w:t>
-      </w:r>
-      <w:proofErr w:type="gramStart"/>
-      <w:r>
-        <w:t>actually matter</w:t>
-      </w:r>
-      <w:proofErr w:type="gramEnd"/>
-      <w:r>
-        <w:t xml:space="preserve"> to decision-makers. Skilled in SQL, Python, R, Tableau, and Excel, with 18+ completed projects covering ETL pipelines, predictive modeling, and interactive dashboards published on GitHub and Tableau Public. Currently completing an M.S. in Business Analytics at NKU (GPA 4.0, expected 2026).</w:t>
+        <w:spacing w:after="40"/>
+      </w:pPr>
+      <w:r>
+        <w:t>Business analytics graduate student (M.S., GPA 4.0, expected December 2026) transitioning into data and business analyst roles, backed by 18+ completed projects in SQL, Python, R, and Tableau covering ETL pipelines, predictive modeling, and interactive dashboards published on GitHub and Tableau Public. Earlier experience in clinical laboratory and business operations built a practical foundation in data accuracy, compliance (HIPAA, CLIA), and process improvement across high-volume, regulated environments. Comfortable working with imperfect data, asking the right questions, and translating findings into clear takeaways for both technical and non-technical audiences</w:t>
+      </w:r>
+      <w:r>
+        <w:t>.</w:t>
       </w:r>
     </w:p>
     <w:p>
       <w:pPr>
         <w:pBdr>
-          <w:bottom w:val="single" w:sz="8" w:space="4" w:color="1F4E79"/>
+          <w:bottom w:val="single" w:sz="6" w:space="2" w:color="000000"/>
         </w:pBdr>
-        <w:spacing w:before="200" w:after="60"/>
-      </w:pPr>
-      <w:r>
-        <w:rPr>
-          <w:b/>
-          <w:bCs/>
-          <w:color w:val="1F4E79"/>
-          <w:sz w:val="22"/>
-          <w:szCs w:val="22"/>
+        <w:spacing w:before="220" w:after="90"/>
+      </w:pPr>
+      <w:r>
+        <w:rPr>
+          <w:b/>
+          <w:bCs/>
+          <w:sz w:val="23"/>
+          <w:szCs w:val="23"/>
         </w:rPr>
         <w:t>TECHNICAL SKILLS</w:t>
       </w:r>
     </w:p>
     <w:p>
       <w:pPr>
-        <w:spacing w:before="40" w:after="40"/>
+        <w:spacing w:after="60"/>
       </w:pPr>
       <w:r>
         <w:rPr>
@@ -168,35 +159,57 @@
         <w:t xml:space="preserve">Languages &amp; Libraries: </w:t>
       </w:r>
       <w:r>
-        <w:t>Python (Pandas, NumPy, Matplotlib, Seaborn, Scikit-learn, SciPy), R (ggplot2, R Markdown), SQL</w:t>
-      </w:r>
-    </w:p>
-    <w:p>
-      <w:pPr>
-        <w:spacing w:before="40" w:after="40"/>
-      </w:pPr>
-      <w:r>
-        <w:rPr>
-          <w:b/>
-          <w:bCs/>
-        </w:rPr>
-        <w:t xml:space="preserve">Data Tools &amp; Platforms: </w:t>
-      </w:r>
-      <w:r>
-        <w:t xml:space="preserve">Tableau, Tableau Prep, Databricks (Lakehouse/SQL), MySQL, SQL Server Management Studio, Excel (Solver, Linear Programming), </w:t>
-      </w:r>
-      <w:proofErr w:type="spellStart"/>
-      <w:r>
-        <w:t>Jupyter</w:t>
-      </w:r>
-      <w:proofErr w:type="spellEnd"/>
-      <w:r>
-        <w:t xml:space="preserve"> Notebook, R Studio, GitHub Actions, Google Analytics, VS Code, Git, Linux, Amazon Web Services (AWS)</w:t>
-      </w:r>
-    </w:p>
-    <w:p>
-      <w:pPr>
-        <w:spacing w:before="40" w:after="40"/>
+        <w:t>SQL (T-SQL), Python (Pandas, NumPy, Matplotlib, Seaborn, Scikit-learn, SciPy), R (dplyr, ggplot2, lubridate)</w:t>
+      </w:r>
+    </w:p>
+    <w:p>
+      <w:pPr>
+        <w:spacing w:after="60"/>
+      </w:pPr>
+      <w:r>
+        <w:rPr>
+          <w:b/>
+          <w:bCs/>
+        </w:rPr>
+        <w:t xml:space="preserve">Data &amp; BI Tools: </w:t>
+      </w:r>
+      <w:r>
+        <w:t>Tableau, Tableau Prep, Databricks (Lakehouse/SQL), SQL Server Management Studio, MySQL, Excel (Solver, Linear Programming), Jupyter Notebook, RStudio</w:t>
+      </w:r>
+    </w:p>
+    <w:p>
+      <w:pPr>
+        <w:spacing w:after="60"/>
+      </w:pPr>
+      <w:r>
+        <w:rPr>
+          <w:b/>
+          <w:bCs/>
+        </w:rPr>
+        <w:t xml:space="preserve">Cloud &amp; Workflow: </w:t>
+      </w:r>
+      <w:r>
+        <w:t>Amazon Web Services (AWS), Linux, Git, GitHub Actions, VS Code, Vercel</w:t>
+      </w:r>
+    </w:p>
+    <w:p>
+      <w:pPr>
+        <w:spacing w:after="60"/>
+      </w:pPr>
+      <w:r>
+        <w:rPr>
+          <w:b/>
+          <w:bCs/>
+        </w:rPr>
+        <w:t xml:space="preserve">Web Analytics: </w:t>
+      </w:r>
+      <w:r>
+        <w:t>Google Analytics, Google Tag Manager, HTML/CSS</w:t>
+      </w:r>
+    </w:p>
+    <w:p>
+      <w:pPr>
+        <w:spacing w:after="60"/>
       </w:pPr>
       <w:r>
         <w:rPr>
@@ -211,30 +224,7 @@
     </w:p>
     <w:p>
       <w:pPr>
-        <w:spacing w:before="40" w:after="40"/>
-      </w:pPr>
-      <w:r>
-        <w:rPr>
-          <w:b/>
-          <w:bCs/>
-        </w:rPr>
-        <w:t xml:space="preserve">Cloud &amp; Other: </w:t>
-      </w:r>
-      <w:r>
-        <w:t xml:space="preserve">Databricks Cloud Analytics, Amazon Web Services (AWS), Linux, HTML/CSS, Google Tag Manager, </w:t>
-      </w:r>
-      <w:proofErr w:type="spellStart"/>
-      <w:r>
-        <w:t>Vercel</w:t>
-      </w:r>
-      <w:proofErr w:type="spellEnd"/>
-      <w:r>
-        <w:t xml:space="preserve"> Deployment, AI-Assisted Development (Claude, ChatGPT), AI Agents</w:t>
-      </w:r>
-    </w:p>
-    <w:p>
-      <w:pPr>
-        <w:spacing w:before="40" w:after="40"/>
+        <w:spacing w:after="60"/>
       </w:pPr>
       <w:r>
         <w:rPr>
@@ -250,32 +240,18 @@
     <w:p>
       <w:pPr>
         <w:pBdr>
-          <w:bottom w:val="single" w:sz="8" w:space="4" w:color="1F4E79"/>
+          <w:bottom w:val="single" w:sz="6" w:space="2" w:color="000000"/>
         </w:pBdr>
-        <w:spacing w:before="200" w:after="60"/>
-      </w:pPr>
-      <w:r>
-        <w:rPr>
-          <w:b/>
-          <w:bCs/>
-          <w:color w:val="1F4E79"/>
-          <w:sz w:val="22"/>
-          <w:szCs w:val="22"/>
+        <w:spacing w:before="220" w:after="90"/>
+      </w:pPr>
+      <w:r>
+        <w:rPr>
+          <w:b/>
+          <w:bCs/>
+          <w:sz w:val="23"/>
+          <w:szCs w:val="23"/>
         </w:rPr>
         <w:t>SELECTED PROJECTS</w:t>
-      </w:r>
-    </w:p>
-    <w:p>
-      <w:pPr>
-        <w:spacing w:before="100" w:after="30"/>
-      </w:pPr>
-      <w:r>
-        <w:rPr>
-          <w:b/>
-          <w:bCs/>
-          <w:color w:val="1F4E79"/>
-        </w:rPr>
-        <w:t>SQL</w:t>
       </w:r>
     </w:p>
     <w:p>
@@ -285,23 +261,22 @@
           <w:ilvl w:val="0"/>
           <w:numId w:val="2"/>
         </w:numPr>
-        <w:spacing w:before="40" w:after="40"/>
-      </w:pPr>
-      <w:r>
-        <w:rPr>
-          <w:b/>
-          <w:bCs/>
-        </w:rPr>
-        <w:t xml:space="preserve">Business SQL Project: </w:t>
-      </w:r>
-      <w:r>
-        <w:t xml:space="preserve">End-to-end analysis of a SaaS business dataset across six tables, covering ETL pipeline, customer lifetime value, churn risk by plan tier, feature adoption, and sales pipeline win rates. </w:t>
+        <w:spacing w:after="60"/>
+      </w:pPr>
+      <w:r>
+        <w:rPr>
+          <w:b/>
+          <w:bCs/>
+        </w:rPr>
+        <w:t xml:space="preserve">Business SQL Project </w:t>
+      </w:r>
+      <w:r>
+        <w:t xml:space="preserve">(SQL): End-to-end SQL analysis of a SaaS dataset spanning 6 tables and ~98K rows, with an ETL pipeline (staging, type-casting, prefix stripping) feeding analysis of customer lifetime value, churn risk by plan tier, feature adoption, and a 5.6% sales pipeline win rate. </w:t>
       </w:r>
       <w:hyperlink r:id="rId9" w:history="1">
         <w:r>
           <w:rPr>
-            <w:color w:val="2E75B6"/>
-            <w:u w:val="single"/>
+            <w:rStyle w:val="Hyperlink"/>
           </w:rPr>
           <w:t>GitHub</w:t>
         </w:r>
@@ -314,23 +289,22 @@
           <w:ilvl w:val="0"/>
           <w:numId w:val="2"/>
         </w:numPr>
-        <w:spacing w:before="40" w:after="40"/>
-      </w:pPr>
-      <w:r>
-        <w:rPr>
-          <w:b/>
-          <w:bCs/>
-        </w:rPr>
-        <w:t xml:space="preserve">Crime Data SQL Pipeline: </w:t>
-      </w:r>
-      <w:r>
-        <w:t xml:space="preserve">Full SQL pipeline on LAPD crime data, cleaning inconsistent formatting, missing fields, and duplicates before surfacing patterns in frequency, time-of-day clustering, and district-level variation. </w:t>
+        <w:spacing w:after="60"/>
+      </w:pPr>
+      <w:r>
+        <w:rPr>
+          <w:b/>
+          <w:bCs/>
+        </w:rPr>
+        <w:t xml:space="preserve">AI Analyst Copilot Agent </w:t>
+      </w:r>
+      <w:r>
+        <w:t xml:space="preserve">(AI / Python / SQL): Live Streamlit agent built on the Claude API that answers plain-English business questions by writing and running its own read-only SQL, charting results, and explaining findings, with two independent guardrails keeping every query read-only and transparent. </w:t>
       </w:r>
       <w:hyperlink r:id="rId10" w:history="1">
         <w:r>
           <w:rPr>
-            <w:color w:val="2E75B6"/>
-            <w:u w:val="single"/>
+            <w:rStyle w:val="Hyperlink"/>
           </w:rPr>
           <w:t>GitHub</w:t>
         </w:r>
@@ -343,40 +317,26 @@
           <w:ilvl w:val="0"/>
           <w:numId w:val="2"/>
         </w:numPr>
-        <w:spacing w:before="40" w:after="40"/>
-      </w:pPr>
-      <w:r>
-        <w:rPr>
-          <w:b/>
-          <w:bCs/>
-        </w:rPr>
-        <w:t xml:space="preserve">Chronic Diseases SQL: </w:t>
-      </w:r>
-      <w:r>
-        <w:t xml:space="preserve">Cleaned and standardized U.S. chronic disease indicators to surface public-health insights across states and demographics. </w:t>
+        <w:spacing w:after="60"/>
+      </w:pPr>
+      <w:r>
+        <w:rPr>
+          <w:b/>
+          <w:bCs/>
+        </w:rPr>
+        <w:t xml:space="preserve">U.S. Stock Market Index Analysis </w:t>
+      </w:r>
+      <w:r>
+        <w:t xml:space="preserve">(Python): Multi-index analysis of 5 major U.S. indexes using Linear, Ridge, Lasso, and Degree-3 Polynomial regression, with a GitHub Actions pipeline refreshing the dataset daily and rolling-volatility comparisons across the dot-com, 2008, and COVID downturns. </w:t>
       </w:r>
       <w:hyperlink r:id="rId11" w:history="1">
         <w:r>
           <w:rPr>
-            <w:color w:val="2E75B6"/>
-            <w:u w:val="single"/>
+            <w:rStyle w:val="Hyperlink"/>
           </w:rPr>
           <w:t>GitHub</w:t>
         </w:r>
       </w:hyperlink>
-    </w:p>
-    <w:p>
-      <w:pPr>
-        <w:spacing w:before="100" w:after="30"/>
-      </w:pPr>
-      <w:r>
-        <w:rPr>
-          <w:b/>
-          <w:bCs/>
-          <w:color w:val="1F4E79"/>
-        </w:rPr>
-        <w:t>Python</w:t>
-      </w:r>
     </w:p>
     <w:p>
       <w:pPr>
@@ -385,25 +345,24 @@
           <w:ilvl w:val="0"/>
           <w:numId w:val="2"/>
         </w:numPr>
-        <w:spacing w:before="40" w:after="40"/>
-      </w:pPr>
-      <w:r>
-        <w:rPr>
-          <w:b/>
-          <w:bCs/>
-        </w:rPr>
-        <w:t xml:space="preserve">U.S. Stock Market Index Analysis: </w:t>
-      </w:r>
-      <w:r>
-        <w:t xml:space="preserve">Multi-index analysis of long-term U.S. market trends with an automated data pipeline via GitHub Actions, including regression modeling and statistical analysis refreshed daily. </w:t>
+        <w:spacing w:after="60"/>
+      </w:pPr>
+      <w:r>
+        <w:rPr>
+          <w:b/>
+          <w:bCs/>
+        </w:rPr>
+        <w:t xml:space="preserve">Career Trends Dashboard </w:t>
+      </w:r>
+      <w:r>
+        <w:t xml:space="preserve">(Tableau): Interactive dashboard projecting 10-year career outlooks (annual openings, growth, turnover, wages, required education) with an iterative filter design built for honest, hard-to-misread interpretation. </w:t>
       </w:r>
       <w:hyperlink r:id="rId12" w:history="1">
         <w:r>
           <w:rPr>
-            <w:color w:val="2E75B6"/>
-            <w:u w:val="single"/>
+            <w:rStyle w:val="Hyperlink"/>
           </w:rPr>
-          <w:t>GitHub</w:t>
+          <w:t>Tableau Public</w:t>
         </w:r>
       </w:hyperlink>
     </w:p>
@@ -414,40 +373,26 @@
           <w:ilvl w:val="0"/>
           <w:numId w:val="2"/>
         </w:numPr>
-        <w:spacing w:before="40" w:after="40"/>
-      </w:pPr>
-      <w:r>
-        <w:rPr>
-          <w:b/>
-          <w:bCs/>
-        </w:rPr>
-        <w:t xml:space="preserve">Workforce Analysis Case Study: </w:t>
-      </w:r>
-      <w:r>
-        <w:t xml:space="preserve">Internship assessment analyzing workforce absenteeism, engagement surveys, and consultant utilization across multiple real-world datasets. </w:t>
+        <w:spacing w:after="60"/>
+      </w:pPr>
+      <w:r>
+        <w:rPr>
+          <w:b/>
+          <w:bCs/>
+        </w:rPr>
+        <w:t xml:space="preserve">CO2 Emissions Dashboard </w:t>
+      </w:r>
+      <w:r>
+        <w:t xml:space="preserve">(Databricks / Cloud): Cloud-native Databricks dashboard on U.S. CO2 emissions using SQL transformations and Lakehouse architecture, built for non-technical stakeholders. </w:t>
       </w:r>
       <w:hyperlink r:id="rId13" w:history="1">
         <w:r>
           <w:rPr>
-            <w:color w:val="2E75B6"/>
-            <w:u w:val="single"/>
+            <w:rStyle w:val="Hyperlink"/>
           </w:rPr>
-          <w:t>GitHub</w:t>
+          <w:t>Live Dashboard</w:t>
         </w:r>
       </w:hyperlink>
-    </w:p>
-    <w:p>
-      <w:pPr>
-        <w:spacing w:before="100" w:after="30"/>
-      </w:pPr>
-      <w:r>
-        <w:rPr>
-          <w:b/>
-          <w:bCs/>
-          <w:color w:val="1F4E79"/>
-        </w:rPr>
-        <w:t>Tableau</w:t>
-      </w:r>
     </w:p>
     <w:p>
       <w:pPr>
@@ -456,25 +401,24 @@
           <w:ilvl w:val="0"/>
           <w:numId w:val="2"/>
         </w:numPr>
-        <w:spacing w:before="40" w:after="40"/>
-      </w:pPr>
-      <w:r>
-        <w:rPr>
-          <w:b/>
-          <w:bCs/>
-        </w:rPr>
-        <w:t xml:space="preserve">Career Trends Dashboard: </w:t>
-      </w:r>
-      <w:r>
-        <w:t xml:space="preserve">Interactive graduate-course dashboard on long-term salary, career, and job-market trends, designed with an iterative filter UX for honest data interpretation. </w:t>
+        <w:spacing w:after="60"/>
+      </w:pPr>
+      <w:r>
+        <w:rPr>
+          <w:b/>
+          <w:bCs/>
+        </w:rPr>
+        <w:t xml:space="preserve">Decision Analytics Excel Problems </w:t>
+      </w:r>
+      <w:r>
+        <w:t xml:space="preserve">(Excel): 25+ optimization problems solved in Excel Solver, spanning linear programming, integer programming, and resource allocation across realistic business scenarios. </w:t>
       </w:r>
       <w:hyperlink r:id="rId14" w:history="1">
         <w:r>
           <w:rPr>
-            <w:color w:val="2E75B6"/>
-            <w:u w:val="single"/>
+            <w:rStyle w:val="Hyperlink"/>
           </w:rPr>
-          <w:t>Tableau Public</w:t>
+          <w:t>GitHub</w:t>
         </w:r>
       </w:hyperlink>
     </w:p>
@@ -485,27 +429,78 @@
           <w:ilvl w:val="0"/>
           <w:numId w:val="2"/>
         </w:numPr>
-        <w:spacing w:before="40" w:after="40"/>
-      </w:pPr>
-      <w:r>
-        <w:rPr>
-          <w:b/>
-          <w:bCs/>
-        </w:rPr>
-        <w:t xml:space="preserve">HR Analytics Dashboard: </w:t>
-      </w:r>
-      <w:r>
-        <w:t xml:space="preserve">Workforce trends, retention risks, and role distribution from a synthetic HR dataset with summary-to-detail navigation flow. </w:t>
+        <w:spacing w:after="60"/>
+      </w:pPr>
+      <w:r>
+        <w:rPr>
+          <w:b/>
+          <w:bCs/>
+        </w:rPr>
+        <w:t xml:space="preserve">Crime Data R Visualization </w:t>
+      </w:r>
+      <w:r>
+        <w:t xml:space="preserve">(R): R workflow cleaning LAPD crime data (date parsing with lubridate, categorical standardization) and producing a range of ggplot2 visualizations from time-series trends to demographic breakdowns. </w:t>
       </w:r>
       <w:hyperlink r:id="rId15" w:history="1">
         <w:r>
           <w:rPr>
-            <w:color w:val="2E75B6"/>
-            <w:u w:val="single"/>
+            <w:rStyle w:val="Hyperlink"/>
           </w:rPr>
-          <w:t>Tableau Public</w:t>
+          <w:t>GitHub</w:t>
         </w:r>
       </w:hyperlink>
+    </w:p>
+    <w:p>
+      <w:pPr>
+        <w:pBdr>
+          <w:bottom w:val="single" w:sz="6" w:space="2" w:color="000000"/>
+        </w:pBdr>
+        <w:spacing w:before="220" w:after="90"/>
+      </w:pPr>
+      <w:r>
+        <w:rPr>
+          <w:b/>
+          <w:bCs/>
+          <w:sz w:val="23"/>
+          <w:szCs w:val="23"/>
+        </w:rPr>
+        <w:t>WORK EXPERIENCE</w:t>
+      </w:r>
+    </w:p>
+    <w:p>
+      <w:pPr>
+        <w:tabs>
+          <w:tab w:val="right" w:pos="10080"/>
+        </w:tabs>
+        <w:spacing w:before="130"/>
+      </w:pPr>
+      <w:r>
+        <w:rPr>
+          <w:b/>
+          <w:bCs/>
+        </w:rPr>
+        <w:t>Medical Laboratory Technician II</w:t>
+      </w:r>
+      <w:r>
+        <w:rPr>
+          <w:sz w:val="18"/>
+          <w:szCs w:val="18"/>
+        </w:rPr>
+        <w:tab/>
+        <w:t>November 2018 – May 2025</w:t>
+      </w:r>
+    </w:p>
+    <w:p>
+      <w:pPr>
+        <w:spacing w:after="50"/>
+      </w:pPr>
+      <w:r>
+        <w:rPr>
+          <w:i/>
+          <w:iCs/>
+        </w:rPr>
+        <w:t>Quest Diagnostics, Cincinnati, OH</w:t>
+      </w:r>
     </w:p>
     <w:p>
       <w:pPr>
@@ -514,39 +509,11 @@
           <w:ilvl w:val="0"/>
           <w:numId w:val="2"/>
         </w:numPr>
-        <w:spacing w:before="40" w:after="40"/>
-      </w:pPr>
-      <w:r>
-        <w:rPr>
-          <w:b/>
-          <w:bCs/>
-        </w:rPr>
-        <w:t xml:space="preserve">Northwind SQL + Tableau: </w:t>
-      </w:r>
-      <w:r>
-        <w:t xml:space="preserve">End-to-end workflow: cleaned and structured SQL tables powering an interactive Tableau business performance dashboard. </w:t>
-      </w:r>
-      <w:hyperlink r:id="rId16" w:history="1">
-        <w:r>
-          <w:rPr>
-            <w:color w:val="2E75B6"/>
-            <w:u w:val="single"/>
-          </w:rPr>
-          <w:t>GitHub</w:t>
-        </w:r>
-      </w:hyperlink>
-    </w:p>
-    <w:p>
-      <w:pPr>
-        <w:spacing w:before="100" w:after="30"/>
-      </w:pPr>
-      <w:r>
-        <w:rPr>
-          <w:b/>
-          <w:bCs/>
-          <w:color w:val="1F4E79"/>
-        </w:rPr>
-        <w:t>Databricks / Cloud</w:t>
+        <w:spacing w:after="60"/>
+      </w:pPr>
+      <w:r>
+        <w:lastRenderedPageBreak/>
+        <w:t>Processed 150+ samples per day, roughly 50% above the group average of 100, while running advanced techniques like grossing and immunohistochemistry to support pathology and diagnostic workflows.</w:t>
       </w:r>
     </w:p>
     <w:p>
@@ -556,40 +523,10 @@
           <w:ilvl w:val="0"/>
           <w:numId w:val="2"/>
         </w:numPr>
-        <w:spacing w:before="40" w:after="40"/>
-      </w:pPr>
-      <w:r>
-        <w:rPr>
-          <w:b/>
-          <w:bCs/>
-        </w:rPr>
-        <w:t xml:space="preserve">CO2 Emissions Dashboard: </w:t>
-      </w:r>
-      <w:r>
-        <w:t xml:space="preserve">Cloud-native interactive Databricks dashboard analyzing U.S. CO2 emissions data, using SQL transformations and Lakehouse architecture built for non-technical stakeholders. </w:t>
-      </w:r>
-      <w:hyperlink r:id="rId17" w:history="1">
-        <w:r>
-          <w:rPr>
-            <w:color w:val="2E75B6"/>
-            <w:u w:val="single"/>
-          </w:rPr>
-          <w:t>Live Dashboard</w:t>
-        </w:r>
-      </w:hyperlink>
-    </w:p>
-    <w:p>
-      <w:pPr>
-        <w:spacing w:before="100" w:after="30"/>
-      </w:pPr>
-      <w:r>
-        <w:rPr>
-          <w:b/>
-          <w:bCs/>
-          <w:color w:val="1F4E79"/>
-        </w:rPr>
-        <w:lastRenderedPageBreak/>
-        <w:t>AI-Assisted &amp; Deployed</w:t>
+        <w:spacing w:after="60"/>
+      </w:pPr>
+      <w:r>
+        <w:t>Validated patient and specimen data across multiple laboratory information systems and instruments, keeping records accurate and compliant with HIPAA and CLIA requirements.</w:t>
       </w:r>
     </w:p>
     <w:p>
@@ -599,89 +536,10 @@
           <w:ilvl w:val="0"/>
           <w:numId w:val="2"/>
         </w:numPr>
-        <w:spacing w:before="40" w:after="40"/>
-      </w:pPr>
-      <w:r>
-        <w:rPr>
-          <w:b/>
-          <w:bCs/>
-        </w:rPr>
-        <w:t xml:space="preserve">Interactive SQL Practice Website: </w:t>
-      </w:r>
-      <w:r>
-        <w:t>Fully deployed web app (</w:t>
-      </w:r>
-      <w:proofErr w:type="spellStart"/>
-      <w:r>
-        <w:t>Vercel</w:t>
-      </w:r>
-      <w:proofErr w:type="spellEnd"/>
-      <w:r>
-        <w:t xml:space="preserve">) built with Claude AI, featuring realistic business schemas and analytical SQL challenges grounded in real-world problem types. </w:t>
-      </w:r>
-      <w:hyperlink r:id="rId18" w:history="1">
-        <w:r>
-          <w:rPr>
-            <w:color w:val="2E75B6"/>
-            <w:u w:val="single"/>
-          </w:rPr>
-          <w:t>Live Site</w:t>
-        </w:r>
-      </w:hyperlink>
-    </w:p>
-    <w:p>
-      <w:pPr>
-        <w:pBdr>
-          <w:bottom w:val="single" w:sz="8" w:space="4" w:color="1F4E79"/>
-        </w:pBdr>
-        <w:spacing w:before="200" w:after="60"/>
-      </w:pPr>
-      <w:r>
-        <w:rPr>
-          <w:b/>
-          <w:bCs/>
-          <w:color w:val="1F4E79"/>
-          <w:sz w:val="22"/>
-          <w:szCs w:val="22"/>
-        </w:rPr>
-        <w:t>WORK EXPERIENCE</w:t>
-      </w:r>
-    </w:p>
-    <w:p>
-      <w:pPr>
-        <w:tabs>
-          <w:tab w:val="right" w:pos="9360"/>
-        </w:tabs>
-        <w:spacing w:before="140" w:after="20"/>
-      </w:pPr>
-      <w:r>
-        <w:rPr>
-          <w:b/>
-          <w:bCs/>
-          <w:sz w:val="22"/>
-          <w:szCs w:val="22"/>
-        </w:rPr>
-        <w:t>Medical Laboratory Technician II</w:t>
-      </w:r>
-      <w:r>
-        <w:rPr>
-          <w:color w:val="555555"/>
-        </w:rPr>
-        <w:tab/>
-        <w:t>November 2018 – May 2025</w:t>
-      </w:r>
-    </w:p>
-    <w:p>
-      <w:pPr>
-        <w:spacing w:after="40"/>
-      </w:pPr>
-      <w:r>
-        <w:rPr>
-          <w:i/>
-          <w:iCs/>
-          <w:color w:val="555555"/>
-        </w:rPr>
-        <w:t>Quest Diagnostics, Cincinnati, OH</w:t>
+        <w:spacing w:after="60"/>
+      </w:pPr>
+      <w:r>
+        <w:t>Trained 4+ new technicians and built the onboarding materials they used to get up to speed.</w:t>
       </w:r>
     </w:p>
     <w:p>
@@ -691,10 +549,45 @@
           <w:ilvl w:val="0"/>
           <w:numId w:val="2"/>
         </w:numPr>
-        <w:spacing w:before="40" w:after="40"/>
-      </w:pPr>
-      <w:r>
-        <w:t>Ran advanced lab techniques including grossing and immunohistochemistry to support pathology and diagnostic workflows.</w:t>
+        <w:spacing w:after="60"/>
+      </w:pPr>
+      <w:r>
+        <w:t>Partnered with teams across a 30+ person lab to clean up documentation processes, resolve recurring workflow issues, and track performance data that surfaced inefficiencies.</w:t>
+      </w:r>
+    </w:p>
+    <w:p>
+      <w:pPr>
+        <w:tabs>
+          <w:tab w:val="right" w:pos="10080"/>
+        </w:tabs>
+        <w:spacing w:before="130"/>
+      </w:pPr>
+      <w:r>
+        <w:rPr>
+          <w:b/>
+          <w:bCs/>
+        </w:rPr>
+        <w:t>Operations Coordinator</w:t>
+      </w:r>
+      <w:r>
+        <w:rPr>
+          <w:sz w:val="18"/>
+          <w:szCs w:val="18"/>
+        </w:rPr>
+        <w:tab/>
+        <w:t>September 2006 – December 2017</w:t>
+      </w:r>
+    </w:p>
+    <w:p>
+      <w:pPr>
+        <w:spacing w:after="50"/>
+      </w:pPr>
+      <w:r>
+        <w:rPr>
+          <w:i/>
+          <w:iCs/>
+        </w:rPr>
+        <w:t>Lemon Fresh, Cincinnati, OH</w:t>
       </w:r>
     </w:p>
     <w:p>
@@ -704,10 +597,10 @@
           <w:ilvl w:val="0"/>
           <w:numId w:val="2"/>
         </w:numPr>
-        <w:spacing w:before="40" w:after="40"/>
-      </w:pPr>
-      <w:r>
-        <w:t>Validated data in laboratory information systems to keep records accurate and compliant with HIPAA and CLIA requirements.</w:t>
+        <w:spacing w:after="60"/>
+      </w:pPr>
+      <w:r>
+        <w:t>Coordinated scheduling, billing, and reporting for 100+ clients across up to 15 routes per week, using Excel to organize service data and a route planning system that reduced conflicts and let the team fit in more jobs.</w:t>
       </w:r>
     </w:p>
     <w:p>
@@ -717,10 +610,10 @@
           <w:ilvl w:val="0"/>
           <w:numId w:val="2"/>
         </w:numPr>
-        <w:spacing w:before="40" w:after="40"/>
-      </w:pPr>
-      <w:r>
-        <w:t>Trained new technicians and put together onboarding materials that helped people get up to speed faster.</w:t>
+        <w:spacing w:after="60"/>
+      </w:pPr>
+      <w:r>
+        <w:t>Maintained 95%+ client retention by reviewing customer feedback and service patterns in Excel, identifying what was not working, and adjusting to keep clients.</w:t>
       </w:r>
     </w:p>
     <w:p>
@@ -730,199 +623,116 @@
           <w:ilvl w:val="0"/>
           <w:numId w:val="2"/>
         </w:numPr>
-        <w:spacing w:before="40" w:after="40"/>
-      </w:pPr>
-      <w:r>
-        <w:t>Worked with other teams to clean up documentation processes and fix recurring workflow issues.</w:t>
-      </w:r>
-    </w:p>
-    <w:p>
-      <w:pPr>
-        <w:pStyle w:val="ListParagraph"/>
-        <w:numPr>
-          <w:ilvl w:val="0"/>
-          <w:numId w:val="2"/>
-        </w:numPr>
-        <w:spacing w:before="40" w:after="40"/>
-      </w:pPr>
-      <w:r>
-        <w:t>Tracked and reviewed lab performance data to spot inefficiencies and push for improvements in turnaround times.</w:t>
+        <w:spacing w:after="60"/>
+      </w:pPr>
+      <w:r>
+        <w:t>Managed weekly operations across a 3-van fleet, tracking scheduling efficiency and route completion rates to catch problems before they compounded.</w:t>
+      </w:r>
+    </w:p>
+    <w:p>
+      <w:pPr>
+        <w:pBdr>
+          <w:bottom w:val="single" w:sz="6" w:space="2" w:color="000000"/>
+        </w:pBdr>
+        <w:spacing w:before="220" w:after="90"/>
+      </w:pPr>
+      <w:r>
+        <w:rPr>
+          <w:b/>
+          <w:bCs/>
+          <w:sz w:val="23"/>
+          <w:szCs w:val="23"/>
+        </w:rPr>
+        <w:t>EDUCATION</w:t>
       </w:r>
     </w:p>
     <w:p>
       <w:pPr>
         <w:tabs>
-          <w:tab w:val="right" w:pos="9360"/>
+          <w:tab w:val="right" w:pos="10080"/>
         </w:tabs>
-        <w:spacing w:before="80" w:after="20"/>
-      </w:pPr>
-      <w:r>
-        <w:rPr>
-          <w:b/>
-          <w:bCs/>
-          <w:sz w:val="22"/>
-          <w:szCs w:val="22"/>
-        </w:rPr>
-        <w:t>Operations Coordinator</w:t>
-      </w:r>
-      <w:r>
-        <w:rPr>
-          <w:color w:val="555555"/>
+        <w:spacing w:before="130"/>
+      </w:pPr>
+      <w:r>
+        <w:rPr>
+          <w:b/>
+          <w:bCs/>
+        </w:rPr>
+        <w:t>M.S., Business Informatics (Business Analytics)  |  GPA: 4.0</w:t>
+      </w:r>
+      <w:r>
+        <w:rPr>
+          <w:sz w:val="18"/>
+          <w:szCs w:val="18"/>
         </w:rPr>
         <w:tab/>
-        <w:t>September 2006 – December 2017</w:t>
-      </w:r>
-    </w:p>
-    <w:p>
-      <w:pPr>
-        <w:spacing w:after="40"/>
+        <w:t>September 2024 – December 2026 (Expected)</w:t>
+      </w:r>
+    </w:p>
+    <w:p>
+      <w:pPr>
+        <w:spacing w:after="50"/>
       </w:pPr>
       <w:r>
         <w:rPr>
           <w:i/>
           <w:iCs/>
-          <w:color w:val="555555"/>
-        </w:rPr>
-        <w:t>Lemon Fresh, Cincinnati, OH</w:t>
-      </w:r>
-    </w:p>
-    <w:p>
-      <w:pPr>
-        <w:pStyle w:val="ListParagraph"/>
-        <w:numPr>
-          <w:ilvl w:val="0"/>
-          <w:numId w:val="2"/>
-        </w:numPr>
-        <w:spacing w:before="40" w:after="40"/>
-      </w:pPr>
-      <w:r>
-        <w:t>Managed scheduling, billing, and reporting for 100+ clients and maintained a route planning system that reduced conflicts and kept daily operations running smoothly.</w:t>
-      </w:r>
-    </w:p>
-    <w:p>
-      <w:pPr>
-        <w:pStyle w:val="ListParagraph"/>
-        <w:numPr>
-          <w:ilvl w:val="0"/>
-          <w:numId w:val="2"/>
-        </w:numPr>
-        <w:spacing w:before="40" w:after="40"/>
-      </w:pPr>
-      <w:r>
-        <w:t>Looked at customer feedback and service patterns regularly to figure out what was not working and made changes that helped with retention.</w:t>
-      </w:r>
-    </w:p>
-    <w:p>
-      <w:pPr>
-        <w:pStyle w:val="ListParagraph"/>
-        <w:numPr>
-          <w:ilvl w:val="0"/>
-          <w:numId w:val="2"/>
-        </w:numPr>
-        <w:spacing w:before="40" w:after="40"/>
-      </w:pPr>
-      <w:r>
-        <w:t xml:space="preserve">Tracked scheduling efficiency, route completion rates, and client satisfaction trends week </w:t>
-      </w:r>
-      <w:proofErr w:type="gramStart"/>
-      <w:r>
-        <w:t>over</w:t>
-      </w:r>
-      <w:proofErr w:type="gramEnd"/>
-      <w:r>
-        <w:t xml:space="preserve"> week to keep operations tight and catch problems before they compounded.</w:t>
-      </w:r>
-    </w:p>
-    <w:p>
-      <w:pPr>
-        <w:pBdr>
-          <w:bottom w:val="single" w:sz="8" w:space="4" w:color="1F4E79"/>
-        </w:pBdr>
-        <w:spacing w:before="200" w:after="60"/>
-      </w:pPr>
-      <w:r>
-        <w:rPr>
-          <w:b/>
-          <w:bCs/>
-          <w:color w:val="1F4E79"/>
-          <w:sz w:val="22"/>
-          <w:szCs w:val="22"/>
-        </w:rPr>
-        <w:t>EDUCATION</w:t>
-      </w:r>
-    </w:p>
-    <w:p>
-      <w:pPr>
-        <w:tabs>
-          <w:tab w:val="right" w:pos="9360"/>
-        </w:tabs>
-        <w:spacing w:before="140" w:after="20"/>
-      </w:pPr>
-      <w:r>
-        <w:rPr>
-          <w:b/>
-          <w:bCs/>
-          <w:sz w:val="22"/>
-          <w:szCs w:val="22"/>
-        </w:rPr>
-        <w:t>M.S., Business Informatics - Business Analytics | GPA: 4.0</w:t>
-      </w:r>
-      <w:r>
-        <w:rPr>
-          <w:color w:val="555555"/>
-        </w:rPr>
-        <w:tab/>
-        <w:t>September 2024 – December 2026 (Expected)</w:t>
-      </w:r>
-    </w:p>
-    <w:p>
-      <w:pPr>
-        <w:spacing w:after="40"/>
-      </w:pPr>
+        </w:rPr>
+        <w:t>Northern Kentucky University, Highland Heights, KY</w:t>
+      </w:r>
+    </w:p>
+    <w:p>
+      <w:pPr>
+        <w:spacing w:after="30"/>
+      </w:pPr>
+      <w:r>
+        <w:rPr>
+          <w:b/>
+          <w:bCs/>
+        </w:rPr>
+        <w:t xml:space="preserve">Relevant Coursework: </w:t>
+      </w:r>
+      <w:r>
+        <w:t>Database Management Systems, Data Visualization &amp; Analytics, Business Analytics, Decision Analysis, Cloud Computing, IT Project Management, Information Systems in Organizations, Information Security &amp; Governance</w:t>
+      </w:r>
+    </w:p>
+    <w:p>
+      <w:pPr>
+        <w:spacing w:after="60"/>
+      </w:pPr>
+      <w:r>
+        <w:rPr>
+          <w:b/>
+          <w:bCs/>
+        </w:rPr>
+        <w:t xml:space="preserve">In Progress: </w:t>
+      </w:r>
       <w:r>
         <w:rPr>
           <w:i/>
           <w:iCs/>
-          <w:color w:val="555555"/>
-        </w:rPr>
-        <w:t>Northern Kentucky University, Highland Heights, KY</w:t>
-      </w:r>
-    </w:p>
-    <w:p>
-      <w:pPr>
-        <w:spacing w:before="40" w:after="40"/>
-      </w:pPr>
-      <w:r>
-        <w:t>Completed (8 courses): Technical Foundations/Health Informatics, IT Project Management, Information Systems in Organizations, Decision Analysis, Data Visualization &amp; Analytics, Business Analytics, Database Management Systems, Information Security &amp; Governance</w:t>
-      </w:r>
-    </w:p>
-    <w:p>
-      <w:pPr>
-        <w:spacing w:before="40" w:after="40"/>
-      </w:pPr>
-      <w:r>
-        <w:t>In Progress / Upcoming: Cloud Computing, Business Intelligence Development, Systems Analysis &amp; Design, IS Capstone</w:t>
+        </w:rPr>
+        <w:t>Business Intelligence Development, Systems Analysis &amp; Design, IS Capstone</w:t>
       </w:r>
     </w:p>
     <w:p>
       <w:pPr>
         <w:tabs>
-          <w:tab w:val="right" w:pos="9360"/>
+          <w:tab w:val="right" w:pos="10080"/>
         </w:tabs>
-        <w:spacing w:before="140" w:after="20"/>
-      </w:pPr>
-      <w:r>
-        <w:rPr>
-          <w:b/>
-          <w:bCs/>
-          <w:sz w:val="22"/>
-          <w:szCs w:val="22"/>
-        </w:rPr>
-        <w:t>B.S., Cell and Molecular Biology | GPA: 3.4</w:t>
-      </w:r>
-      <w:r>
-        <w:rPr>
-          <w:color w:val="555555"/>
+        <w:spacing w:before="130"/>
+      </w:pPr>
+      <w:r>
+        <w:rPr>
+          <w:b/>
+          <w:bCs/>
+        </w:rPr>
+        <w:t>B.S., Cell and Molecular Biology  |  GPA: 3.4</w:t>
+      </w:r>
+      <w:r>
+        <w:rPr>
+          <w:sz w:val="18"/>
+          <w:szCs w:val="18"/>
         </w:rPr>
         <w:tab/>
         <w:t>September 2013 – April 2018</w:t>
@@ -930,23 +740,29 @@
     </w:p>
     <w:p>
       <w:pPr>
-        <w:spacing w:after="40"/>
+        <w:spacing w:after="50"/>
       </w:pPr>
       <w:r>
         <w:rPr>
           <w:i/>
           <w:iCs/>
-          <w:color w:val="555555"/>
         </w:rPr>
         <w:t>University of Cincinnati, Cincinnati, OH</w:t>
       </w:r>
     </w:p>
     <w:p>
       <w:pPr>
-        <w:spacing w:before="40" w:after="40"/>
-      </w:pPr>
-      <w:r>
-        <w:t>Relevant Coursework: Statistics, Applied Calculus, College Algebra, Intermediate Composition</w:t>
+        <w:spacing w:after="30"/>
+      </w:pPr>
+      <w:r>
+        <w:rPr>
+          <w:b/>
+          <w:bCs/>
+        </w:rPr>
+        <w:t xml:space="preserve">Relevant Coursework: </w:t>
+      </w:r>
+      <w:r>
+        <w:t>Statistics, Applied Calculus</w:t>
       </w:r>
     </w:p>
     <w:sectPr>
@@ -962,153 +778,153 @@
 <file path=word/numbering.xml><?xml version="1.0" encoding="utf-8"?>
 <w:numbering xmlns:wpc="http://schemas.microsoft.com/office/word/2010/wordprocessingCanvas" xmlns:cx="http://schemas.microsoft.com/office/drawing/2014/chartex" xmlns:cx1="http://schemas.microsoft.com/office/drawing/2015/9/8/chartex" xmlns:cx2="http://schemas.microsoft.com/office/drawing/2015/10/21/chartex" xmlns:cx3="http://schemas.microsoft.com/office/drawing/2016/5/9/chartex" xmlns:cx4="http://schemas.microsoft.com/office/drawing/2016/5/10/chartex" xmlns:cx5="http://schemas.microsoft.com/office/drawing/2016/5/11/chartex" xmlns:cx6="http://schemas.microsoft.com/office/drawing/2016/5/12/chartex" xmlns:cx7="http://schemas.microsoft.com/office/drawing/2016/5/13/chartex" xmlns:cx8="http://schemas.microsoft.com/office/drawing/2016/5/14/chartex" xmlns:mc="http://schemas.openxmlformats.org/markup-compatibility/2006" xmlns:aink="http://schemas.microsoft.com/office/drawing/2016/ink" xmlns:am3d="http://schemas.microsoft.com/office/drawing/2017/model3d" xmlns:o="urn:schemas-microsoft-com:office:office" xmlns:oel="http://schemas.microsoft.com/office/2019/extlst" xmlns:r="http://schemas.openxmlformats.org/officeDocument/2006/relationships" xmlns:m="http://schemas.openxmlformats.org/officeDocument/2006/math" xmlns:v="urn:schemas-microsoft-com:vml" xmlns:wp14="http://schemas.microsoft.com/office/word/2010/wordprocessingDrawing" xmlns:wp="http://schemas.openxmlformats.org/drawingml/2006/wordprocessingDrawing" xmlns:w10="urn:schemas-microsoft-com:office:word" xmlns:w="http://schemas.openxmlformats.org/wordprocessingml/2006/main" xmlns:w14="http://schemas.microsoft.com/office/word/2010/wordml" xmlns:w15="http://schemas.microsoft.com/office/word/2012/wordml" xmlns:w16cex="http://schemas.microsoft.com/office/word/2018/wordml/cex" xmlns:w16cid="http://schemas.microsoft.com/office/word/2016/wordml/cid" xmlns:w16="http://schemas.microsoft.com/office/word/2018/wordml" xmlns:w16du="http://schemas.microsoft.com/office/word/2023/wordml/word16du" xmlns:w16sdtdh="http://schemas.microsoft.com/office/word/2020/wordml/sdtdatahash" xmlns:w16sdtfl="http://schemas.microsoft.com/office/word/2024/wordml/sdtformatlock" xmlns:w16se="http://schemas.microsoft.com/office/word/2015/wordml/symex" xmlns:wpg="http://schemas.microsoft.com/office/word/2010/wordprocessingGroup" xmlns:wpi="http://schemas.microsoft.com/office/word/2010/wordprocessingInk" xmlns:wne="http://schemas.microsoft.com/office/word/2006/wordml" xmlns:wps="http://schemas.microsoft.com/office/word/2010/wordprocessingShape" mc:Ignorable="w14 w15 w16se w16cid w16 w16cex w16sdtdh w16sdtfl w16du wp14">
   <w:abstractNum w:abstractNumId="0" w15:restartNumberingAfterBreak="0">
-    <w:nsid w:val="33DF3055"/>
+    <w:nsid w:val="1FAE1E24"/>
     <w:multiLevelType w:val="hybridMultilevel"/>
-    <w:tmpl w:val="F70AF324"/>
-    <w:lvl w:ilvl="0" w:tplc="43BCCFCE">
+    <w:tmpl w:val="B3DC6B40"/>
+    <w:lvl w:ilvl="0" w:tplc="E35A9C42">
+      <w:start w:val="1"/>
+      <w:numFmt w:val="bullet"/>
+      <w:lvlText w:val="●"/>
+      <w:lvlJc w:val="left"/>
+      <w:pPr>
+        <w:ind w:left="720" w:hanging="360"/>
+      </w:pPr>
+    </w:lvl>
+    <w:lvl w:ilvl="1" w:tplc="0B9488A2">
+      <w:start w:val="1"/>
+      <w:numFmt w:val="bullet"/>
+      <w:lvlText w:val="○"/>
+      <w:lvlJc w:val="left"/>
+      <w:pPr>
+        <w:ind w:left="1440" w:hanging="360"/>
+      </w:pPr>
+    </w:lvl>
+    <w:lvl w:ilvl="2" w:tplc="23027D60">
+      <w:start w:val="1"/>
+      <w:numFmt w:val="bullet"/>
+      <w:lvlText w:val="■"/>
+      <w:lvlJc w:val="left"/>
+      <w:pPr>
+        <w:ind w:left="2160" w:hanging="360"/>
+      </w:pPr>
+    </w:lvl>
+    <w:lvl w:ilvl="3" w:tplc="3C785B04">
+      <w:start w:val="1"/>
+      <w:numFmt w:val="bullet"/>
+      <w:lvlText w:val="●"/>
+      <w:lvlJc w:val="left"/>
+      <w:pPr>
+        <w:ind w:left="2880" w:hanging="360"/>
+      </w:pPr>
+    </w:lvl>
+    <w:lvl w:ilvl="4" w:tplc="2A3EEA9A">
+      <w:start w:val="1"/>
+      <w:numFmt w:val="bullet"/>
+      <w:lvlText w:val="○"/>
+      <w:lvlJc w:val="left"/>
+      <w:pPr>
+        <w:ind w:left="3600" w:hanging="360"/>
+      </w:pPr>
+    </w:lvl>
+    <w:lvl w:ilvl="5" w:tplc="9A5C55E0">
+      <w:start w:val="1"/>
+      <w:numFmt w:val="bullet"/>
+      <w:lvlText w:val="■"/>
+      <w:lvlJc w:val="left"/>
+      <w:pPr>
+        <w:ind w:left="4320" w:hanging="360"/>
+      </w:pPr>
+    </w:lvl>
+    <w:lvl w:ilvl="6" w:tplc="CD304A30">
+      <w:start w:val="1"/>
+      <w:numFmt w:val="bullet"/>
+      <w:lvlText w:val="●"/>
+      <w:lvlJc w:val="left"/>
+      <w:pPr>
+        <w:ind w:left="5040" w:hanging="360"/>
+      </w:pPr>
+    </w:lvl>
+    <w:lvl w:ilvl="7" w:tplc="68EEF6F6">
+      <w:start w:val="1"/>
+      <w:numFmt w:val="bullet"/>
+      <w:lvlText w:val="●"/>
+      <w:lvlJc w:val="left"/>
+      <w:pPr>
+        <w:ind w:left="5760" w:hanging="360"/>
+      </w:pPr>
+    </w:lvl>
+    <w:lvl w:ilvl="8" w:tplc="CB9A8D2A">
+      <w:start w:val="1"/>
+      <w:numFmt w:val="bullet"/>
+      <w:lvlText w:val="●"/>
+      <w:lvlJc w:val="left"/>
+      <w:pPr>
+        <w:ind w:left="6480" w:hanging="360"/>
+      </w:pPr>
+    </w:lvl>
+  </w:abstractNum>
+  <w:abstractNum w:abstractNumId="1" w15:restartNumberingAfterBreak="0">
+    <w:nsid w:val="75A46897"/>
+    <w:multiLevelType w:val="hybridMultilevel"/>
+    <w:tmpl w:val="8530281C"/>
+    <w:lvl w:ilvl="0" w:tplc="099AC6F6">
       <w:start w:val="1"/>
       <w:numFmt w:val="bullet"/>
       <w:lvlText w:val="•"/>
       <w:lvlJc w:val="left"/>
       <w:pPr>
-        <w:ind w:left="440" w:hanging="280"/>
+        <w:ind w:left="360" w:hanging="200"/>
       </w:pPr>
     </w:lvl>
-    <w:lvl w:ilvl="1" w:tplc="9CBED212">
+    <w:lvl w:ilvl="1" w:tplc="6F08E816">
       <w:numFmt w:val="decimal"/>
       <w:lvlText w:val=""/>
       <w:lvlJc w:val="left"/>
     </w:lvl>
-    <w:lvl w:ilvl="2" w:tplc="7660A1F8">
+    <w:lvl w:ilvl="2" w:tplc="5156B6AA">
       <w:numFmt w:val="decimal"/>
       <w:lvlText w:val=""/>
       <w:lvlJc w:val="left"/>
     </w:lvl>
-    <w:lvl w:ilvl="3" w:tplc="0E6489F0">
+    <w:lvl w:ilvl="3" w:tplc="200A679E">
       <w:numFmt w:val="decimal"/>
       <w:lvlText w:val=""/>
       <w:lvlJc w:val="left"/>
     </w:lvl>
-    <w:lvl w:ilvl="4" w:tplc="25D23142">
+    <w:lvl w:ilvl="4" w:tplc="8F006AF8">
       <w:numFmt w:val="decimal"/>
       <w:lvlText w:val=""/>
       <w:lvlJc w:val="left"/>
     </w:lvl>
-    <w:lvl w:ilvl="5" w:tplc="075CB396">
+    <w:lvl w:ilvl="5" w:tplc="03DC575C">
       <w:numFmt w:val="decimal"/>
       <w:lvlText w:val=""/>
       <w:lvlJc w:val="left"/>
     </w:lvl>
-    <w:lvl w:ilvl="6" w:tplc="2AC66C2C">
+    <w:lvl w:ilvl="6" w:tplc="D4F09BC0">
       <w:numFmt w:val="decimal"/>
       <w:lvlText w:val=""/>
       <w:lvlJc w:val="left"/>
     </w:lvl>
-    <w:lvl w:ilvl="7" w:tplc="580888CC">
+    <w:lvl w:ilvl="7" w:tplc="7DEE7F4E">
       <w:numFmt w:val="decimal"/>
       <w:lvlText w:val=""/>
       <w:lvlJc w:val="left"/>
     </w:lvl>
-    <w:lvl w:ilvl="8" w:tplc="5D46E478">
+    <w:lvl w:ilvl="8" w:tplc="70BA28D4">
       <w:numFmt w:val="decimal"/>
       <w:lvlText w:val=""/>
       <w:lvlJc w:val="left"/>
     </w:lvl>
   </w:abstractNum>
-  <w:abstractNum w:abstractNumId="1" w15:restartNumberingAfterBreak="0">
-    <w:nsid w:val="3EE93AFC"/>
-    <w:multiLevelType w:val="hybridMultilevel"/>
-    <w:tmpl w:val="521EB246"/>
-    <w:lvl w:ilvl="0" w:tplc="D186A4CE">
-      <w:start w:val="1"/>
-      <w:numFmt w:val="bullet"/>
-      <w:lvlText w:val="●"/>
-      <w:lvlJc w:val="left"/>
-      <w:pPr>
-        <w:ind w:left="720" w:hanging="360"/>
-      </w:pPr>
-    </w:lvl>
-    <w:lvl w:ilvl="1" w:tplc="2072148C">
-      <w:start w:val="1"/>
-      <w:numFmt w:val="bullet"/>
-      <w:lvlText w:val="○"/>
-      <w:lvlJc w:val="left"/>
-      <w:pPr>
-        <w:ind w:left="1440" w:hanging="360"/>
-      </w:pPr>
-    </w:lvl>
-    <w:lvl w:ilvl="2" w:tplc="7FA8D832">
-      <w:start w:val="1"/>
-      <w:numFmt w:val="bullet"/>
-      <w:lvlText w:val="■"/>
-      <w:lvlJc w:val="left"/>
-      <w:pPr>
-        <w:ind w:left="2160" w:hanging="360"/>
-      </w:pPr>
-    </w:lvl>
-    <w:lvl w:ilvl="3" w:tplc="A93E4B02">
-      <w:start w:val="1"/>
-      <w:numFmt w:val="bullet"/>
-      <w:lvlText w:val="●"/>
-      <w:lvlJc w:val="left"/>
-      <w:pPr>
-        <w:ind w:left="2880" w:hanging="360"/>
-      </w:pPr>
-    </w:lvl>
-    <w:lvl w:ilvl="4" w:tplc="15189610">
-      <w:start w:val="1"/>
-      <w:numFmt w:val="bullet"/>
-      <w:lvlText w:val="○"/>
-      <w:lvlJc w:val="left"/>
-      <w:pPr>
-        <w:ind w:left="3600" w:hanging="360"/>
-      </w:pPr>
-    </w:lvl>
-    <w:lvl w:ilvl="5" w:tplc="511CF1F8">
-      <w:start w:val="1"/>
-      <w:numFmt w:val="bullet"/>
-      <w:lvlText w:val="■"/>
-      <w:lvlJc w:val="left"/>
-      <w:pPr>
-        <w:ind w:left="4320" w:hanging="360"/>
-      </w:pPr>
-    </w:lvl>
-    <w:lvl w:ilvl="6" w:tplc="48229BC2">
-      <w:start w:val="1"/>
-      <w:numFmt w:val="bullet"/>
-      <w:lvlText w:val="●"/>
-      <w:lvlJc w:val="left"/>
-      <w:pPr>
-        <w:ind w:left="5040" w:hanging="360"/>
-      </w:pPr>
-    </w:lvl>
-    <w:lvl w:ilvl="7" w:tplc="FC5AC29A">
-      <w:start w:val="1"/>
-      <w:numFmt w:val="bullet"/>
-      <w:lvlText w:val="●"/>
-      <w:lvlJc w:val="left"/>
-      <w:pPr>
-        <w:ind w:left="5760" w:hanging="360"/>
-      </w:pPr>
-    </w:lvl>
-    <w:lvl w:ilvl="8" w:tplc="43548232">
-      <w:start w:val="1"/>
-      <w:numFmt w:val="bullet"/>
-      <w:lvlText w:val="●"/>
-      <w:lvlJc w:val="left"/>
-      <w:pPr>
-        <w:ind w:left="6480" w:hanging="360"/>
-      </w:pPr>
-    </w:lvl>
-  </w:abstractNum>
-  <w:num w:numId="1" w16cid:durableId="1126850976">
-    <w:abstractNumId w:val="1"/>
+  <w:num w:numId="1" w16cid:durableId="1796289323">
+    <w:abstractNumId w:val="0"/>
     <w:lvlOverride w:ilvl="0">
       <w:startOverride w:val="1"/>
     </w:lvlOverride>
   </w:num>
-  <w:num w:numId="2" w16cid:durableId="1802650881">
-    <w:abstractNumId w:val="0"/>
+  <w:num w:numId="2" w16cid:durableId="1044600757">
+    <w:abstractNumId w:val="1"/>
     <w:lvlOverride w:ilvl="0">
       <w:startOverride w:val="1"/>
     </w:lvlOverride>
@@ -1121,8 +937,7 @@
   <w:docDefaults>
     <w:rPrDefault>
       <w:rPr>
-        <w:rFonts w:ascii="Calibri" w:eastAsia="Calibri" w:hAnsi="Calibri" w:cs="Calibri"/>
-        <w:color w:val="1A1A1A"/>
+        <w:rFonts w:ascii="Arial" w:eastAsia="Arial" w:hAnsi="Arial" w:cs="Arial"/>
         <w:lang w:val="en-US" w:eastAsia="en-US" w:bidi="ar-SA"/>
       </w:rPr>
     </w:rPrDefault>
